--- a/grc_wisdom_api/scripts/verify/_tmp_reports/Audit_report.docx
+++ b/grc_wisdom_api/scripts/verify/_tmp_reports/Audit_report.docx
@@ -21,7 +21,7 @@
           <w:sz w:val="22"/>
           <w:szCs w:val="22"/>
         </w:rPr>
-        <w:t xml:space="preserve">AUD-2026-09 — Payments incident investigation</w:t>
+        <w:t xml:space="preserve">AUD-2026-03 — Business Continuity Readiness</w:t>
       </w:r>
     </w:p>
     <w:tbl>
@@ -213,7 +213,7 @@
                 <w:sz w:val="17"/>
                 <w:szCs w:val="17"/>
               </w:rPr>
-              <w:t xml:space="preserve">AUD-2026-09 — Payments incident investigation</w:t>
+              <w:t xml:space="preserve">AUD-2026-03 — Business Continuity Readiness</w:t>
             </w:r>
           </w:p>
         </w:tc>
@@ -384,7 +384,7 @@
                 <w:sz w:val="17"/>
                 <w:szCs w:val="17"/>
               </w:rPr>
-              <w:t xml:space="preserve">2026-08-16 17:58 UTC</w:t>
+              <w:t xml:space="preserve">2026-08-17 15:43 UTC</w:t>
             </w:r>
           </w:p>
         </w:tc>
@@ -524,7 +524,7 @@
                 <w:sz w:val="17"/>
                 <w:szCs w:val="17"/>
               </w:rPr>
-              <w:t xml:space="preserve">AUD-2026-09</w:t>
+              <w:t xml:space="preserve">AUD-2026-03</w:t>
             </w:r>
           </w:p>
         </w:tc>
@@ -581,7 +581,7 @@
                 <w:sz w:val="17"/>
                 <w:szCs w:val="17"/>
               </w:rPr>
-              <w:t xml:space="preserve">Payments incident investigation</w:t>
+              <w:t xml:space="preserve">Business Continuity Readiness</w:t>
             </w:r>
           </w:p>
         </w:tc>
@@ -638,7 +638,7 @@
                 <w:sz w:val="17"/>
                 <w:szCs w:val="17"/>
               </w:rPr>
-              <w:t xml:space="preserve">Mehdi Tantaoui</w:t>
+              <w:t xml:space="preserve">Mahmoud Abdulaziz</w:t>
             </w:r>
           </w:p>
         </w:tc>
@@ -752,7 +752,7 @@
                 <w:sz w:val="17"/>
                 <w:szCs w:val="17"/>
               </w:rPr>
-              <w:t xml:space="preserve">Establish what happened.</w:t>
+              <w:t xml:space="preserve">Assess ICT continuity and recovery testing.</w:t>
             </w:r>
           </w:p>
         </w:tc>
@@ -809,7 +809,7 @@
                 <w:sz w:val="17"/>
                 <w:szCs w:val="17"/>
               </w:rPr>
-              <w:t xml:space="preserve">Outbound payments, Jan–Feb.</w:t>
+              <w:t xml:space="preserve">Backup, restoration testing, RTO/RPO adherence.</w:t>
             </w:r>
           </w:p>
         </w:tc>
@@ -866,7 +866,7 @@
                 <w:sz w:val="17"/>
                 <w:szCs w:val="17"/>
               </w:rPr>
-              <w:t xml:space="preserve">ISO 27001 A.8.16</w:t>
+              <w:t xml:space="preserve">ISO 27001 A.5.30</w:t>
             </w:r>
           </w:p>
         </w:tc>
@@ -1269,7 +1269,7 @@
           <w:sz w:val="15"/>
           <w:szCs w:val="15"/>
         </w:rPr>
-        <w:t xml:space="preserve">Internal Audit Report · OmniOps · generated 2026-08-16</w:t>
+        <w:t xml:space="preserve">Internal Audit Report · OmniOps · generated 2026-08-17</w:t>
       </w:r>
     </w:p>
     <w:sectPr>
